--- a/docx_chapters/27_Trail_16__Bandy_Creek.docx
+++ b/docx_chapters/27_Trail_16__Bandy_Creek.docx
@@ -296,7 +296,7 @@
               <w:pStyle w:val="Compact"/>
             </w:pPr>
             <w:r>
-              <w:t xml:space="preserve">Strollers and Wheelchairs</w:t>
+              <w:t xml:space="preserve">Accessibility</w:t>
             </w:r>
           </w:p>
         </w:tc>

--- a/docx_chapters/27_Trail_16__Bandy_Creek.docx
+++ b/docx_chapters/27_Trail_16__Bandy_Creek.docx
@@ -2,7 +2,7 @@
 <file path=word/document.xml><?xml version="1.0" encoding="utf-8"?>
 <w:document xmlns:w="http://schemas.openxmlformats.org/wordprocessingml/2006/main" xmlns:m="http://schemas.openxmlformats.org/officeDocument/2006/math" xmlns:r="http://schemas.openxmlformats.org/officeDocument/2006/relationships" xmlns:o="urn:schemas-microsoft-com:office:office" xmlns:v="urn:schemas-microsoft-com:vml" xmlns:w10="urn:schemas-microsoft-com:office:word" xmlns:a="http://schemas.openxmlformats.org/drawingml/2006/main" xmlns:pic="http://schemas.openxmlformats.org/drawingml/2006/picture" xmlns:wp="http://schemas.openxmlformats.org/drawingml/2006/wordprocessingDrawing">
   <w:body>
-    <w:bookmarkStart w:id="28" w:name="trail-16-bandy-creek-campground"/>
+    <w:bookmarkStart w:id="25" w:name="trail-16-bandy-creek-campground"/>
     <w:p>
       <w:pPr>
         <w:pStyle w:val="Heading2"/>
@@ -314,7 +314,7 @@
       </w:tr>
     </w:tbl>
     <w:bookmarkEnd w:id="21"/>
-    <w:bookmarkStart w:id="25" w:name="directions-to-the-trailhead"/>
+    <w:bookmarkStart w:id="22" w:name="directions-to-the-trailhead"/>
     <w:p>
       <w:pPr>
         <w:pStyle w:val="Heading3"/>
@@ -339,115 +339,6 @@
         <w:t xml:space="preserve">Trailhead GPS Coordinates: 36.49062, -84.69777</w:t>
       </w:r>
     </w:p>
-    <w:tbl>
-      <w:tblPr>
-        <w:tblStyle w:val="Table"/>
-        <w:tblInd w:w="164" w:type="dxa"/>
-        <w:tblBorders>
-          <w:left w:val="single" w:sz="24" w:space="0" w:color="0758E5"/>
-        </w:tblBorders>
-        <w:tblCellMar>
-          <w:left w:w="0" w:type="dxa"/>
-          <w:right w:w="0" w:type="dxa"/>
-        </w:tblCellMar>
-        <w:tblLook w:firstRow="0" w:lastRow="0" w:firstColumn="0" w:lastColumn="0" w:noHBand="0" w:noVBand="0" w:val="0000"/>
-      </w:tblPr>
-      <w:tblGrid>
-        <w:gridCol w:w="7920"/>
-      </w:tblGrid>
-      <w:tr>
-        <w:trPr>
-          <w:cantSplit/>
-        </w:trPr>
-        <w:tc>
-          <w:tcPr>
-            <w:tcMar>
-              <w:left w:w="144" w:type="dxa"/>
-              <w:right w:w="144" w:type="dxa"/>
-            </w:tcMar>
-          </w:tcPr>
-          <w:p>
-            <w:pPr>
-              <w:pStyle w:val="BodyText"/>
-            </w:pPr>
-            <w:pPr>
-              <w:spacing w:before="0" w:after="8"/>
-              <w:jc w:val="center"/>
-            </w:pPr>
-            <w:r>
-              <w:drawing>
-                <wp:inline>
-                  <wp:extent cx="152400" cy="152400"/>
-                  <wp:effectExtent b="0" l="0" r="0" t="0"/>
-                  <wp:docPr descr="" title="" id="23" name="Picture"/>
-                  <a:graphic>
-                    <a:graphicData uri="http://schemas.openxmlformats.org/drawingml/2006/picture">
-                      <pic:pic>
-                        <pic:nvPicPr>
-                          <pic:cNvPr descr="/Applications/quarto/share/formats/docx/note.png" id="24" name="Picture"/>
-                          <pic:cNvPicPr>
-                            <a:picLocks noChangeArrowheads="1" noChangeAspect="1"/>
-                          </pic:cNvPicPr>
-                        </pic:nvPicPr>
-                        <pic:blipFill>
-                          <a:blip r:embed="rId22"/>
-                          <a:stretch>
-                            <a:fillRect/>
-                          </a:stretch>
-                        </pic:blipFill>
-                        <pic:spPr bwMode="auto">
-                          <a:xfrm>
-                            <a:off x="0" y="0"/>
-                            <a:ext cx="152400" cy="152400"/>
-                          </a:xfrm>
-                          <a:prstGeom prst="rect">
-                            <a:avLst/>
-                          </a:prstGeom>
-                          <a:noFill/>
-                          <a:ln w="9525">
-                            <a:noFill/>
-                            <a:headEnd/>
-                            <a:tailEnd/>
-                          </a:ln>
-                        </pic:spPr>
-                      </pic:pic>
-                    </a:graphicData>
-                  </a:graphic>
-                </wp:inline>
-              </w:drawing>
-            </w:r>
-          </w:p>
-        </w:tc>
-        <w:tc>
-          <w:p>
-            <w:pPr>
-              <w:pStyle w:val="BodyText"/>
-            </w:pPr>
-            <w:pPr>
-              <w:spacing w:before="16" w:after="64"/>
-            </w:pPr>
-            <w:r>
-              <w:rPr>
-                <w:b/>
-                <w:bCs/>
-              </w:rPr>
-              <w:t xml:space="preserve">Sandstone</w:t>
-            </w:r>
-          </w:p>
-          <w:p>
-            <w:pPr>
-              <w:pStyle w:val="BodyText"/>
-            </w:pPr>
-            <w:pPr>
-              <w:spacing w:before="16" w:after="16"/>
-            </w:pPr>
-            <w:r>
-              <w:t xml:space="preserve">The dominant rock on the Cumberland Plateau is sandstone—a relatively soft rock that erosion has easily sculpted. Over time, its wearing has carved cliffs, deep river valleys, and arches that characterize the Cumberland Plateau.</w:t>
-            </w:r>
-          </w:p>
-        </w:tc>
-      </w:tr>
-    </w:tbl>
     <w:p>
       <w:pPr>
         <w:pStyle w:val="BodyText"/>
@@ -456,8 +347,8 @@
         <w:t xml:space="preserve">The trailhead address will navigate you to the nearby Visitors Center (worth a visit when open (9:00 am - 5:00 pm year-round!). From the Visitors Center, look for the signs for the Bandy Creek Loop to begin the hike.</w:t>
       </w:r>
     </w:p>
-    <w:bookmarkEnd w:id="25"/>
-    <w:bookmarkStart w:id="26" w:name="trail-description"/>
+    <w:bookmarkEnd w:id="22"/>
+    <w:bookmarkStart w:id="23" w:name="trail-description"/>
     <w:p>
       <w:pPr>
         <w:pStyle w:val="Heading3"/>
@@ -611,8 +502,20 @@
         </w:tc>
       </w:tr>
     </w:tbl>
-    <w:bookmarkEnd w:id="26"/>
-    <w:bookmarkStart w:id="27" w:name="nearby"/>
+    <w:p>
+      <w:pPr>
+        <w:pStyle w:val="BodyText"/>
+      </w:pPr>
+      <w:r>
+        <w:rPr>
+          <w:b/>
+          <w:bCs/>
+        </w:rPr>
+        <w:t xml:space="preserve">NOTE - we probably want to add another photo to this chapter, and/or replace the current photo – we think this one isn’t actually at Bandy Creek!</w:t>
+      </w:r>
+    </w:p>
+    <w:bookmarkEnd w:id="23"/>
+    <w:bookmarkStart w:id="24" w:name="nearby"/>
     <w:p>
       <w:pPr>
         <w:pStyle w:val="Heading3"/>
@@ -687,8 +590,8 @@
         <w:t xml:space="preserve">See those chapters for more details.</w:t>
       </w:r>
     </w:p>
-    <w:bookmarkEnd w:id="27"/>
-    <w:bookmarkEnd w:id="28"/>
+    <w:bookmarkEnd w:id="24"/>
+    <w:bookmarkEnd w:id="25"/>
     <w:sectPr>
       <w:footnotePr>
         <w:numRestart w:val="eachSect"/>
